--- a/copyright/generated/02_软件设计说明书.docx
+++ b/copyright/generated/02_软件设计说明书.docx
@@ -144,17 +144,22 @@
     </w:p>
     <w:p>
       <w:r>
-        <w:t xml:space="preserve">模型推理使用 GPU，身体优化使用 CPU。Sapiens2 推理采用 bfloat16 自动混合精度，其分割 logits </w:t>
+        <w:t xml:space="preserve">模型推理使用 GPU，两阶段身体优化使用 CPU；后续腕点与轮廓优化优先使用 GPU，局部谐波方程使用 </w:t>
       </w:r>
     </w:p>
     <w:p>
       <w:r>
-        <w:t>在 float32 中恢复原图分辨率；身体投影的高阶多项式采用 float64 求值，再返回输入张量类型。这</w:t>
+        <w:t>CPU 稀疏求解。Sapiens2 推理采用 bfloat16 自动混合精度，其分割 logits 在 float32 中恢复原图</w:t>
       </w:r>
     </w:p>
     <w:p>
       <w:r>
-        <w:t>样可以兼顾已部署网络运行与几何数值一致性。</w:t>
+        <w:t>分辨率；身体投影的高阶多项式采用 float64 求值，再返回输入张量类型。这样可以兼顾已部署网络运</w:t>
+      </w:r>
+    </w:p>
+    <w:p>
+      <w:r>
+        <w:t>行与几何数值一致性。</w:t>
       </w:r>
     </w:p>
     <w:p>
@@ -199,22 +204,22 @@
     </w:p>
     <w:p>
       <w:r>
+        <w:br w:type="page"/>
+      </w:r>
+    </w:p>
+    <w:p>
+      <w:r>
         <w:t>核心执行顺序为：读取图像及标定，生成 EgoSMPLX 原始参数，取得 Sapiens2 身体点与分割，执行刚</w:t>
       </w:r>
     </w:p>
     <w:p>
       <w:r>
-        <w:br w:type="page"/>
+        <w:t>体优化，执行身体姿态优化，取得并匹配 WiLoR 手部，生成基线融合，再执行有界腕点校正、轮廓候选</w:t>
       </w:r>
     </w:p>
     <w:p>
       <w:r>
-        <w:t>体优化，执行身体姿态与轮廓优化，取得并匹配 WiLoR 手部，进行固定规则缝合，保存并重载验证，生</w:t>
-      </w:r>
-    </w:p>
-    <w:p>
-      <w:r>
-        <w:t>成对比页面。</w:t>
+        <w:t>选择和局部谐波表面连接，保存并重载验证，生成对比页面。</w:t>
       </w:r>
     </w:p>
     <w:p>
@@ -289,7 +294,12 @@
     </w:p>
     <w:p>
       <w:r>
-        <w:t>类别的并集，不直接用分割类别决定左右身份。前臂方向来自同侧 Sapiens2 肘点和腕点。</w:t>
+        <w:t>类别的并集，不直接用分割类别决定左右身份。前臂方向来自同侧 Sapiens2 肘点和已匹配的 WiLoR 腕</w:t>
+      </w:r>
+    </w:p>
+    <w:p>
+      <w:r>
+        <w:t>点。</w:t>
       </w:r>
     </w:p>
     <w:p>
@@ -399,6 +409,11 @@
     </w:p>
     <w:p>
       <w:r>
+        <w:br w:type="page"/>
+      </w:r>
+    </w:p>
+    <w:p>
+      <w:r>
         <w:t>为该侧刚体初值的 0.85 倍，网格最小 z 至少 0.02 米；深度屏障从 0.03 米开始产生惩罚。候选必须</w:t>
       </w:r>
     </w:p>
@@ -409,22 +424,17 @@
     </w:p>
     <w:p>
       <w:r>
-        <w:br w:type="page"/>
+        <w:t>指定结果包的第二阶段不加入轮廓损失；轮廓在后续腕点校正之后比较 0.08 与 0.4 两种权重。第二阶</w:t>
       </w:r>
     </w:p>
     <w:p>
       <w:r>
-        <w:t>可见前臂轮廓损失直接加入第二阶段，默认权重 0.08。目标还包括归一化关节点残差、姿态先验 0.000</w:t>
+        <w:t>段目标包括归一化关节点残差、姿态先验 0.0008、平移先验 0.0002、全局增量先验 0.0004、腕距屏障</w:t>
       </w:r>
     </w:p>
     <w:p>
       <w:r>
-        <w:t>8、平移先验 0.0002、全局增量先验 0.0004、腕距屏障 0.002 和深度屏障 0.02。未满足轮廓观测条件</w:t>
-      </w:r>
-    </w:p>
-    <w:p>
-      <w:r>
-        <w:t>的一侧不产生轮廓损失。</w:t>
+        <w:t xml:space="preserve"> 0.002 和深度屏障 0.02。未满足轮廓观测条件的一侧在后续轮廓阶段不产生该项损失。</w:t>
       </w:r>
     </w:p>
     <w:p>
@@ -494,82 +504,142 @@
     </w:p>
     <w:p>
       <w:r>
-        <w:t>9. 固定规则网格融合</w:t>
+        <w:t>9. 腕点、轮廓与最终手部融合</w:t>
       </w:r>
     </w:p>
     <w:p>
       <w:r>
-        <w:t>融合保持身体腕点不动。先用 WiLoR 的针孔投影参数得到 MANO 顶点和关节的原图坐标，将整只手的二</w:t>
+        <w:t>本版本对应 session_hand6_full_pipeline_20260926_v1/results_bundle.zip 的实际生成流程。代码</w:t>
       </w:r>
     </w:p>
     <w:p>
       <w:r>
-        <w:t>维投影平移，使 MANO 根关节投影与身体腕点重合。这一步保留手部投影的形状和尺寸，但身体腕点不</w:t>
+        <w:t>以该包内原始脚本为依据迁移；摘要和函数一致性检查见 REFERENCE_CODE_PROVENANCE.json，详细方法</w:t>
       </w:r>
     </w:p>
     <w:p>
       <w:r>
-        <w:t>准时会把手部整体移偏。</w:t>
+        <w:t>见 REFERENCE_PIPELINE_zh.md。</w:t>
       </w:r>
     </w:p>
     <w:p>
       <w:r>
-        <w:t xml:space="preserve">随后通过标定把二维像素反投影为鱼眼相机射线。每个顶点的径向距离取身体腕点的径向距离，加上该 </w:t>
+        <w:t>融合先生成初始候选。使用 WiLoR 的针孔投影得到 MANO 顶点与关节的原图位置，将整体投影平移至身</w:t>
       </w:r>
     </w:p>
     <w:p>
       <w:r>
-        <w:t>MANO 顶点相对于 MANO 根关节的径向距离差。距离下限为 0.05 米；正向射线上接近 z 近裁面的顶点</w:t>
+        <w:t>体腕点。通过鱼眼标定将像素反投影成射线；每个顶点径向距离取身体腕点径向距离加上该顶点相对 MA</w:t>
       </w:r>
     </w:p>
     <w:p>
       <w:r>
-        <w:t>沿原射线调整，不改变目标像素方向。</w:t>
+        <w:t>NO 根部的径向距离差。这可以保留近处大手的投影尺寸，但依赖身体腕点位置。</w:t>
       </w:r>
     </w:p>
     <w:p>
       <w:r>
-        <w:t>SMPL-X 和 MANO 的已部署映射共享 16 个腕边界顶点。程序验证边界兼容，计算从边界出发的拓扑环距</w:t>
+        <w:t>基线以 16 个共享腕边界顶点连接身体和 MANO，采用固定 7 圈 smoothstep 混合。此基线用于后续比</w:t>
       </w:r>
     </w:p>
     <w:p>
       <w:r>
-        <w:t>离，将环数除以固定 7 圈并截断至 0 至 1，使用 t²(3−2t) 混合原人体手部与抬升后的 MANO 顶点</w:t>
+        <w:t>较与回退，不能将它当成该结果最终表面的完整算法。</w:t>
       </w:r>
     </w:p>
     <w:p>
       <w:r>
-        <w:t>。</w:t>
+        <w:t>身体腕点校正先运行 500 步，再运行 400 步带约束投影的优化。维持体型、手指参数和骨长，允许原</w:t>
       </w:r>
     </w:p>
     <w:p>
       <w:r>
-        <w:t>腕边界的混合权重为零，保持身体连接点不动；七圈以外完全采用抬升手部。程序移除原手部内部三角</w:t>
+        <w:t>范围内的 19 个身体关节与刚体参数变化。目标包括 Sapiens2 身体残差、4 倍 WiLoR 腕点残差、腕环</w:t>
       </w:r>
     </w:p>
     <w:p>
       <w:r>
-        <w:t>形，插入映射后的 MANO 三角形，并在左右镜像导致方向不同时调整绕序，使接缝两侧共享同一边及相</w:t>
+        <w:t>半径项、姿态/平移/朝向先验及深度和腕距屏障。身体 RMSE 相对第二阶段最多退化约 5 像素；不符合</w:t>
       </w:r>
     </w:p>
     <w:p>
       <w:r>
-        <w:t>反方向。</w:t>
+        <w:t>要求的更新投影或回退。</w:t>
       </w:r>
     </w:p>
     <w:p>
       <w:r>
-        <w:t>本版本没有 WiLoR 驱动的身体腕点再优化，没有腕环候选搜索，也没有调和形变、ARAP 或其他局部表</w:t>
+        <w:t>随后分别以 0.08、0.4 轮廓权重运行两个 400 步分支，均从腕点校正结果出发。强约束分支将腕环也</w:t>
       </w:r>
     </w:p>
     <w:p>
       <w:r>
-        <w:t>面优化。固定混合区可以连接网格，但仍可能出现腕部外扩或轮廓不自然，这属于当前版本的质量限制</w:t>
+        <w:t>纳入轮廓目标。既有候选、普通轮廓候选和强轮廓候选以同一套评分和可行性条件选择，8 帧历史结果</w:t>
       </w:r>
     </w:p>
     <w:p>
       <w:r>
-        <w:t>。</w:t>
+        <w:t>均选择 strong。手部左右身份在这些步骤中保持冻结。</w:t>
+      </w:r>
+    </w:p>
+    <w:p>
+      <w:r>
+        <w:t>最终融合重新生成 MANO 提升网格，在当前体型的标准腕环半径附近构造受约束候选。朝手部对齐的旋</w:t>
+      </w:r>
+    </w:p>
+    <w:p>
+      <w:r>
+        <w:t>转限制 30 度，中心移动限制 0.015 米，目标半径缩放限制 0.9 至 1.1。再加入三个坐标轴方向有限</w:t>
+      </w:r>
+    </w:p>
+    <w:p>
+      <w:r>
+        <w:t>旋转和半径组合，合计 29 个腕环候选。</w:t>
+      </w:r>
+    </w:p>
+    <w:p>
+      <w:r>
+        <w:t>每个候选通过稀疏拉普拉斯方程求解局部谐波位移。身体侧拓扑环距离为 0&lt;d&lt;10、手部侧为 0&lt;d&lt;7 的</w:t>
+      </w:r>
+    </w:p>
+    <w:p>
+      <w:r>
+        <w:t>顶点自由变化；腕环位移和外围零位移作为边界。远处身体与手指不会被无约束拖动。</w:t>
+      </w:r>
+    </w:p>
+    <w:p>
+      <w:r>
+        <w:t>验收要求最小 z 不低于 0.02 米；受影响身体边长比在 0.70 至 1.40 内、三角形面积比在 0.4 至 2.</w:t>
+      </w:r>
+    </w:p>
+    <w:p>
+      <w:r>
+        <w:br w:type="page"/>
+      </w:r>
+    </w:p>
+    <w:p>
+      <w:r>
+        <w:t>2 内，无相对身体原表面的法向翻转；腕环半径在标准值的 0.85 至 1.15 内；手部法向反转数和自动</w:t>
+      </w:r>
+    </w:p>
+    <w:p>
+      <w:r>
+        <w:t>点误差不能超过既定退化限。结合边长形变、手部投影与可见轮廓评分选优，无更好合格候选则保留基</w:t>
+      </w:r>
+    </w:p>
+    <w:p>
+      <w:r>
+        <w:t>线。</w:t>
+      </w:r>
+    </w:p>
+    <w:p>
+      <w:r>
+        <w:t>最终身体腕点优化与表面变形是两个不同层次：前者更新 SMPL-X 参数，后者更新局部网格顶点。最终</w:t>
+      </w:r>
+    </w:p>
+    <w:p>
+      <w:r>
+        <w:t>手部骨架从最终网格回归。这些约束不能保证所有视觉缺陷都消失，也不能证明全局最优。</w:t>
       </w:r>
     </w:p>
     <w:p>
@@ -584,42 +654,42 @@
     </w:p>
     <w:p>
       <w:r>
-        <w:t>显式顶点、三角形、真实网格回归关节、MANO 输入和匹配配方。对比页面只使用同目录相对路径图像，</w:t>
+        <w:t>显式顶点、三角形、真实网格回归关节、MANO 输入、匹配配方、冻结轮廓目标及分割标签。对比页面只</w:t>
       </w:r>
     </w:p>
     <w:p>
       <w:r>
-        <w:t>不依赖远程脚本或线上 API。</w:t>
+        <w:t>使用同目录相对路径图像，不依赖远程脚本或线上 API。</w:t>
       </w:r>
     </w:p>
     <w:p>
       <w:r>
-        <w:t>保存后重新加载身体参数，通过 SMPL-X 层重建；再重新读取 MANO 与匹配配方执行融合，比较显式网</w:t>
+        <w:t>保存后重新加载身体参数，通过 SMPL-X 层重建；再重新读取 MANO、匹配配方、冻结轮廓目标和分割标</w:t>
       </w:r>
     </w:p>
     <w:p>
       <w:r>
-        <w:t>格；最后读取 OBJ 与 NPZ 比较顶点和三角形。对应几何绝对误差超过 1e-5 米时拒绝通过。</w:t>
+        <w:t xml:space="preserve">签执行融合，比较显式网格；最后读取 OBJ 与 NPZ 比较顶点和三角形。对应几何绝对误差超过 1e-5 </w:t>
       </w:r>
     </w:p>
     <w:p>
       <w:r>
-        <w:t>拓扑检查覆盖替换手部内部与腕边界，每条边应有两片方向相反的相邻三角形。检查还包括腕边界不变</w:t>
+        <w:t>米时拒绝通过。</w:t>
       </w:r>
     </w:p>
     <w:p>
       <w:r>
-        <w:t>、非替换身体顶点不变、有限数值和正向近裁面。没有执行整个身体的无自交证明或服装表面真实性验</w:t>
+        <w:t>拓扑检查覆盖替换手部内部与腕边界，每条边应有两片方向相反的相邻三角形。基线检查腕边界不变和</w:t>
       </w:r>
     </w:p>
     <w:p>
       <w:r>
-        <w:br w:type="page"/>
+        <w:t>非替换身体顶点不变；最终局部表面允许受约束的腕环和近腕身体位移，并检查有限数值和正向近裁面</w:t>
       </w:r>
     </w:p>
     <w:p>
       <w:r>
-        <w:t>证。</w:t>
+        <w:t>。没有执行整个身体的无自交证明或服装表面真实性验证。</w:t>
       </w:r>
     </w:p>
     <w:p>
@@ -694,27 +764,27 @@
     </w:p>
     <w:p>
       <w:r>
-        <w:t>向深度抬升、非有限输入拒绝和帧 ID 路径检查。真实数据验证区分缓存重跑和模型原生推理，结果见</w:t>
+        <w:t>向深度抬升、非有限输入拒绝和帧 ID 路径检查。验证区分历史完整运行、本次从 ZIP 最终参数重建和</w:t>
       </w:r>
     </w:p>
     <w:p>
       <w:r>
-        <w:t>验证报告。</w:t>
+        <w:t>本次缓存预测后的优化重跑，结果见验证报告。</w:t>
       </w:r>
     </w:p>
     <w:p>
       <w:r>
-        <w:t>当前主要限制包括自动点和分割误差、单张图像深度歧义、遮挡手部不可靠、固定连接的腕部外观误差</w:t>
+        <w:t>当前主要限制包括自动点和分割误差、单张图像深度歧义、遮挡手部不可靠、受约束连接仍可能存在的</w:t>
       </w:r>
     </w:p>
     <w:p>
       <w:r>
-        <w:t>，以及外部模型环境安装复杂。左右相机没有联合优化，抽帧没有证明严格同步，运行也没有跨帧平滑</w:t>
+        <w:t>腕部外观误差，以及外部模型环境安装复杂。左右相机没有联合优化，抽帧没有证明严格同步，运行也</w:t>
       </w:r>
     </w:p>
     <w:p>
       <w:r>
-        <w:t>。</w:t>
+        <w:t>没有跨帧平滑。</w:t>
       </w:r>
     </w:p>
     <w:p>
@@ -749,6 +819,11 @@
     </w:p>
     <w:p>
       <w:r>
+        <w:br w:type="page"/>
+      </w:r>
+    </w:p>
+    <w:p>
+      <w:r>
         <w:t>运行组件包括 EgoSMPLX、Sapiens2、WiLoR、SMPL-X、MANO、PyTorch、MMDetection、Ultralytics、Nu</w:t>
       </w:r>
     </w:p>
@@ -769,14 +844,14 @@
     </w:p>
     <w:p>
       <w:r>
-        <w:t>图1 八帧三阶段输出（左：原始；中：身体校正；右：固定缝合）</w:t>
+        <w:t>图1 八帧三阶段输出（左：原始；中：身体校正；右：MANO 融合与局部表面调整）</w:t>
       </w:r>
     </w:p>
     <w:p>
       <w:r>
         <w:drawing>
           <wp:inline xmlns:a="http://schemas.openxmlformats.org/drawingml/2006/main" xmlns:pic="http://schemas.openxmlformats.org/drawingml/2006/picture">
-            <wp:extent cx="6400800" cy="9601200"/>
+            <wp:extent cx="6400800" cy="11628120"/>
             <wp:docPr id="1" name="Picture 1"/>
             <wp:cNvGraphicFramePr>
               <a:graphicFrameLocks noChangeAspect="1"/>
@@ -797,7 +872,7 @@
                   <pic:spPr>
                     <a:xfrm>
                       <a:off x="0" y="0"/>
-                      <a:ext cx="6400800" cy="9601200"/>
+                      <a:ext cx="6400800" cy="11628120"/>
                     </a:xfrm>
                     <a:prstGeom prst="rect"/>
                   </pic:spPr>

--- a/copyright/generated/02_软件设计说明书.docx
+++ b/copyright/generated/02_软件设计说明书.docx
@@ -24,12 +24,12 @@
     </w:p>
     <w:p>
       <w:r>
-        <w:t>和手部网格融合。输入为图像或视频抽帧、对应鱼眼标定及外部模型资源，输出为原始预测、身体校正</w:t>
+        <w:t xml:space="preserve">和手部网格融合。输入为图像或视频抽帧、对应鱼眼标定及外部模型资源，输出为原始预测、Sapiens2 </w:t>
       </w:r>
     </w:p>
     <w:p>
       <w:r>
-        <w:t>和手部融合三个阶段的网格投影、参数文件、三维网格及运行报告。</w:t>
+        <w:t>身体校正、MANO 辅助身体和最终融合四个阶段的网格投影、参数文件、三维网格及运行报告。</w:t>
       </w:r>
     </w:p>
     <w:p>
@@ -219,7 +219,7 @@
     </w:p>
     <w:p>
       <w:r>
-        <w:t>选择和局部谐波表面连接，保存并重载验证，生成对比页面。</w:t>
+        <w:t>选择、MANO 辅助身体优化和原局部谐波接缝，保存并重载验证，生成对比页面。</w:t>
       </w:r>
     </w:p>
     <w:p>
@@ -509,17 +509,22 @@
     </w:p>
     <w:p>
       <w:r>
-        <w:t>本版本对应 session_hand6_full_pipeline_20260926_v1/results_bundle.zip 的实际生成流程。代码</w:t>
+        <w:t>本版本默认采用 mano_guided_original_seam_20260929_v1：在旧 session_hand6 腕点／轮廓基线上增</w:t>
       </w:r>
     </w:p>
     <w:p>
       <w:r>
-        <w:t>以该包内原始脚本为依据迁移；摘要和函数一致性检查见 REFERENCE_CODE_PROVENANCE.json，详细方法</w:t>
+        <w:t>加 MANO 辅助身体优化，然后执行原接缝算法。旧基线仍可通过配置选择。旧代码迁移记录见 REFERENC</w:t>
       </w:r>
     </w:p>
     <w:p>
       <w:r>
-        <w:t>见 REFERENCE_PIPELINE_zh.md。</w:t>
+        <w:t>E_CODE_PROVENANCE.json，新增代码来源见 GUIDED_CODE_PROVENANCE.json，当前方法见 CURRENT_PIPE</w:t>
+      </w:r>
+    </w:p>
+    <w:p>
+      <w:r>
+        <w:t>LINE_zh.md。</w:t>
       </w:r>
     </w:p>
     <w:p>
@@ -584,6 +589,56 @@
     </w:p>
     <w:p>
       <w:r>
+        <w:t>MANO 辅助身体阶段位于轮廓候选选择之后、最终融合之前。固定体型、骨长、手指、面部和脚关节，继</w:t>
+      </w:r>
+    </w:p>
+    <w:p>
+      <w:r>
+        <w:t>续优化 19 个身体关节及整体朝向和平移。目标为 4 倍 Sapiens2 身体、4 倍 WiLoR 腕点、1 倍四个</w:t>
+      </w:r>
+    </w:p>
+    <w:p>
+      <w:r>
+        <w:t>非拇指掌根点、5 倍 MANO 16 点腕环投影、1.5 倍冻结可见轮廓及先验。MANO 目标使用原生投影，不</w:t>
+      </w:r>
+    </w:p>
+    <w:p>
+      <w:r>
+        <w:t xml:space="preserve">预先平移到当前身体腕点。像素 Huber 阈值 20 px，按 10000 归一化；身体按置信度平方加权，增加 </w:t>
+      </w:r>
+    </w:p>
+    <w:p>
+      <w:r>
+        <w:t>0.15 倍平方项。</w:t>
+      </w:r>
+    </w:p>
+    <w:p>
+      <w:r>
+        <w:br w:type="page"/>
+      </w:r>
+    </w:p>
+    <w:p>
+      <w:r>
+        <w:t>新增阶段默认最多 1400 步，连续 200 步无超过 1e-7 的最佳目标改善时停止。身体 RMSE 上限为 min</w:t>
+      </w:r>
+    </w:p>
+    <w:p>
+      <w:r>
+        <w:t>(原第二阶段+5 px, 增强前+0.5 px)，继续执行原累计角度、腕距、深度及固定参数限制。GPU 迭代使</w:t>
+      </w:r>
+    </w:p>
+    <w:p>
+      <w:r>
+        <w:t>用约束投影和回退，保存前 CPU 重算，必要时朝增强前参数缩小步长，没有可行新参数则保留原身体。</w:t>
+      </w:r>
+    </w:p>
+    <w:p>
+      <w:r>
+        <w:t>该阶段没有重新初始化或人工选点。</w:t>
+      </w:r>
+    </w:p>
+    <w:p>
+      <w:r>
         <w:t>最终融合重新生成 MANO 提升网格，在当前体型的标准腕环半径附近构造受约束候选。朝手部对齐的旋</w:t>
       </w:r>
     </w:p>
@@ -610,11 +665,6 @@
     <w:p>
       <w:r>
         <w:t>验收要求最小 z 不低于 0.02 米；受影响身体边长比在 0.70 至 1.40 内、三角形面积比在 0.4 至 2.</w:t>
-      </w:r>
-    </w:p>
-    <w:p>
-      <w:r>
-        <w:br w:type="page"/>
       </w:r>
     </w:p>
     <w:p>
@@ -649,17 +699,17 @@
     </w:p>
     <w:p>
       <w:r>
-        <w:t>每帧保存 raw、body、fused 三类投影。raw 和 body 同时保存标准 SMPL-X 参数及 OBJ；fused 保存</w:t>
+        <w:t>默认流程每帧保存 raw、body、guided_body、fused 四类投影。前三类同时保存标准 SMPL-X 参数及 O</w:t>
       </w:r>
     </w:p>
     <w:p>
       <w:r>
-        <w:t>显式顶点、三角形、真实网格回归关节、MANO 输入、匹配配方、冻结轮廓目标及分割标签。对比页面只</w:t>
+        <w:t>BJ；旧流程保留三类。fused 保存显式顶点、三角形、真实网格回归关节、MANO 输入、匹配配方、冻结</w:t>
       </w:r>
     </w:p>
     <w:p>
       <w:r>
-        <w:t>使用同目录相对路径图像，不依赖远程脚本或线上 API。</w:t>
+        <w:t>轮廓目标及分割标签。对比页面只使用同目录相对路径图像，不依赖远程脚本或线上 API。</w:t>
       </w:r>
     </w:p>
     <w:p>
@@ -689,7 +739,17 @@
     </w:p>
     <w:p>
       <w:r>
-        <w:t>。没有执行整个身体的无自交证明或服装表面真实性验证。</w:t>
+        <w:t>。新增局部前臂／接缝与完整表面的非共面穿插检查，排除共享顶点的面，独立记录 local_surface_ac</w:t>
+      </w:r>
+    </w:p>
+    <w:p>
+      <w:r>
+        <w:t>cepted；穿插未通过仍保存诊断，不静默换算法。没有执行共面重叠或整个身体无自交证明，也没有服</w:t>
+      </w:r>
+    </w:p>
+    <w:p>
+      <w:r>
+        <w:t>装表面真实性验证。</w:t>
       </w:r>
     </w:p>
     <w:p>
@@ -759,6 +819,11 @@
     </w:p>
     <w:p>
       <w:r>
+        <w:br w:type="page"/>
+      </w:r>
+    </w:p>
+    <w:p>
+      <w:r>
         <w:t>模型无关单元测试覆盖二维 RMSE 定义、一对一匹配、缺失手回退、腕边界环距离、断开拓扑拒绝、径</w:t>
       </w:r>
     </w:p>
@@ -769,7 +834,12 @@
     </w:p>
     <w:p>
       <w:r>
-        <w:t>本次缓存预测后的优化重跑，结果见验证报告。</w:t>
+        <w:t>本次缓存预测后的优化重跑，结果见验证报告。新增算法另核对两帧身体优化和八帧融合与已确认实验</w:t>
+      </w:r>
+    </w:p>
+    <w:p>
+      <w:r>
+        <w:t>的一致性，验证范围与逐帧证据单独记录。</w:t>
       </w:r>
     </w:p>
     <w:p>
@@ -799,6 +869,21 @@
     </w:p>
     <w:p>
       <w:r>
+        <w:t>当前四场景八帧在同一自动点集上，身体 RMSE 从 41.45 降至 37.52 px，手部 RMSE 从 14.91 升至 1</w:t>
+      </w:r>
+    </w:p>
+    <w:p>
+      <w:r>
+        <w:t>7.62 px；局部穿插检查通过 4/8。当前路线不保证全部指标改善。figure9.2 的历史身体使用过人工初</w:t>
+      </w:r>
+    </w:p>
+    <w:p>
+      <w:r>
+        <w:t>始化，仅用于比较，不进入自动拟合。</w:t>
+      </w:r>
+    </w:p>
+    <w:p>
+      <w:r>
         <w:t>13. 参考资料与组件边界</w:t>
       </w:r>
     </w:p>
@@ -815,11 +900,6 @@
     <w:p>
       <w:r>
         <w:t>照搬。</w:t>
-      </w:r>
-    </w:p>
-    <w:p>
-      <w:r>
-        <w:br w:type="page"/>
       </w:r>
     </w:p>
     <w:p>
@@ -844,14 +924,14 @@
     </w:p>
     <w:p>
       <w:r>
-        <w:t>图1 八帧三阶段输出（左：原始；中：身体校正；右：MANO 融合与局部表面调整）</w:t>
+        <w:t>图1 当前四场景八帧：MANO 辅助身体＋原接缝最终投影（仍有局部外观问题）</w:t>
       </w:r>
     </w:p>
     <w:p>
       <w:r>
         <w:drawing>
           <wp:inline xmlns:a="http://schemas.openxmlformats.org/drawingml/2006/main" xmlns:pic="http://schemas.openxmlformats.org/drawingml/2006/picture">
-            <wp:extent cx="6400800" cy="11628120"/>
+            <wp:extent cx="6400800" cy="7960995"/>
             <wp:docPr id="1" name="Picture 1"/>
             <wp:cNvGraphicFramePr>
               <a:graphicFrameLocks noChangeAspect="1"/>
@@ -860,7 +940,7 @@
               <a:graphicData uri="http://schemas.openxmlformats.org/drawingml/2006/picture">
                 <pic:pic>
                   <pic:nvPicPr>
-                    <pic:cNvPr id="0" name="contact_sheet.jpg"/>
+                    <pic:cNvPr id="0" name="current_eight_final.jpg"/>
                     <pic:cNvPicPr/>
                   </pic:nvPicPr>
                   <pic:blipFill>
@@ -872,7 +952,53 @@
                   <pic:spPr>
                     <a:xfrm>
                       <a:off x="0" y="0"/>
-                      <a:ext cx="6400800" cy="11628120"/>
+                      <a:ext cx="6400800" cy="7960995"/>
+                    </a:xfrm>
+                    <a:prstGeom prst="rect"/>
+                  </pic:spPr>
+                </pic:pic>
+              </a:graphicData>
+            </a:graphic>
+          </wp:inline>
+        </w:drawing>
+      </w:r>
+    </w:p>
+    <w:p>
+      <w:r>
+        <w:br w:type="page"/>
+      </w:r>
+    </w:p>
+    <w:p>
+      <w:r>
+        <w:t>图2 当前控制器四阶段输出：原始、Sapiens2 身体、MANO 辅助身体、原接缝融合</w:t>
+      </w:r>
+    </w:p>
+    <w:p>
+      <w:r>
+        <w:drawing>
+          <wp:inline xmlns:a="http://schemas.openxmlformats.org/drawingml/2006/main" xmlns:pic="http://schemas.openxmlformats.org/drawingml/2006/picture">
+            <wp:extent cx="6400800" cy="900112"/>
+            <wp:docPr id="2" name="Picture 2"/>
+            <wp:cNvGraphicFramePr>
+              <a:graphicFrameLocks noChangeAspect="1"/>
+            </wp:cNvGraphicFramePr>
+            <a:graphic>
+              <a:graphicData uri="http://schemas.openxmlformats.org/drawingml/2006/picture">
+                <pic:pic>
+                  <pic:nvPicPr>
+                    <pic:cNvPr id="0" name="current_controller_stages.jpg"/>
+                    <pic:cNvPicPr/>
+                  </pic:nvPicPr>
+                  <pic:blipFill>
+                    <a:blip r:embed="rId12"/>
+                    <a:stretch>
+                      <a:fillRect/>
+                    </a:stretch>
+                  </pic:blipFill>
+                  <pic:spPr>
+                    <a:xfrm>
+                      <a:off x="0" y="0"/>
+                      <a:ext cx="6400800" cy="900112"/>
                     </a:xfrm>
                     <a:prstGeom prst="rect"/>
                   </pic:spPr>
